--- a/docs/03_testy/dokumentacja_testowa.docx
+++ b/docs/03_testy/dokumentacja_testowa.docx
@@ -1255,12 +1255,7 @@
       </w:r>
       <w:r>
         <w:br/>
-      </w:r>
-      <w:r>
-        <w:t>Poker</w:t>
-      </w:r>
-      <w:r>
-        <w:t>:</w:t>
+        <w:t>Poker:</w:t>
       </w:r>
     </w:p>
     <w:p>
@@ -1273,10 +1268,7 @@
       </w:r>
       <w:proofErr w:type="spellEnd"/>
       <w:r>
-        <w:t xml:space="preserve"> </w:t>
-      </w:r>
-      <w:r>
-        <w:t>— obsługa różnych formatów zapisu kart, np. `</w:t>
+        <w:t xml:space="preserve"> — obsługa różnych formatów zapisu kart, np. `</w:t>
       </w:r>
       <w:proofErr w:type="spellStart"/>
       <w:r>
@@ -1320,10 +1312,7 @@
       </w:r>
       <w:proofErr w:type="spellEnd"/>
       <w:r>
-        <w:t xml:space="preserve"> z asem jako niską kartą, czyli A-2-3-4-</w:t>
-      </w:r>
-      <w:r>
-        <w:t>5.</w:t>
+        <w:t xml:space="preserve"> z asem jako niską kartą, czyli A-2-3-4-5.</w:t>
       </w:r>
       <w:r>
         <w:br/>
@@ -1361,10 +1350,7 @@
         <w:ind w:firstLine="708"/>
       </w:pPr>
       <w:r>
-        <w:t>Makao</w:t>
-      </w:r>
-      <w:r>
-        <w:t>:</w:t>
+        <w:t>Makao:</w:t>
       </w:r>
     </w:p>
     <w:p>
@@ -1410,10 +1396,7 @@
       </w:r>
       <w:proofErr w:type="spellEnd"/>
       <w:r>
-        <w:t xml:space="preserve"> </w:t>
-      </w:r>
-      <w:r>
-        <w:t>— blokada tury zwiększa licznik blokady aktualnego gracza.</w:t>
+        <w:t xml:space="preserve"> — blokada tury zwiększa licznik blokady aktualnego gracza.</w:t>
       </w:r>
     </w:p>
     <w:p>
@@ -2025,6 +2008,40 @@
       <w:r>
         <w:tab/>
         <w:t>dodania.</w:t>
+      </w:r>
+    </w:p>
+    <w:p>
+      <w:r>
+        <w:t>Potencjalny problem:</w:t>
+      </w:r>
+      <w:r>
+        <w:br/>
+      </w:r>
+      <w:r>
+        <w:tab/>
+        <w:t xml:space="preserve">- Możliwość oszukania bota: wchodząc </w:t>
+      </w:r>
+      <w:proofErr w:type="spellStart"/>
+      <w:r>
+        <w:t>all</w:t>
+      </w:r>
+      <w:proofErr w:type="spellEnd"/>
+      <w:r>
+        <w:t xml:space="preserve"> in można oszukać bota, który, w algorytmie Monte </w:t>
+      </w:r>
+      <w:r>
+        <w:tab/>
+      </w:r>
+      <w:r>
+        <w:t xml:space="preserve">Carlo, nigdy nie uznaje własnego </w:t>
+      </w:r>
+      <w:proofErr w:type="spellStart"/>
+      <w:r>
+        <w:t>all</w:t>
+      </w:r>
+      <w:proofErr w:type="spellEnd"/>
+      <w:r>
+        <w:t xml:space="preserve"> in za opłacalne.</w:t>
       </w:r>
     </w:p>
     <w:p/>
